--- a/course-kit/2_Prompt_提示詞集.docx
+++ b/course-kit/2_Prompt_提示詞集.docx
@@ -28,6 +28,14 @@
       </w:pPr>
       <w:r>
         <w:t>使用方式</w:t>
+      </w:r>
+    </w:p>
+    <w:p>
+      <w:pPr>
+        <w:pStyle w:val="ListBullet"/>
+      </w:pPr>
+      <w:r>
+        <w:t>第零部分「示範提示詞 STEP 0～6」：與簡報示範順序相同，每步附預期結果與卡關時怎麼辦。</w:t>
       </w:r>
     </w:p>
     <w:p>
@@ -382,6 +390,874 @@
       <w:pPr>
         <w:spacing w:after="40"/>
       </w:pPr>
+    </w:p>
+    <w:p>
+      <w:pPr>
+        <w:pStyle w:val="Heading1"/>
+      </w:pPr>
+      <w:r>
+        <w:t>第零部分　示範提示詞 STEP 0～6（依演示順序，與簡報相同）</w:t>
+      </w:r>
+    </w:p>
+    <w:p>
+      <w:pPr>
+        <w:spacing w:after="80"/>
+      </w:pPr>
+      <w:r>
+        <w:rPr>
+          <w:b w:val="0"/>
+          <w:color w:val="5A6270"/>
+        </w:rPr>
+        <w:t>素材：3_素材包的 3 張假發票＋2 張假領據。依序貼上；簡報每個 STEP 頁右側為實際執行畫面。</w:t>
+      </w:r>
+    </w:p>
+    <w:p>
+      <w:pPr>
+        <w:pStyle w:val="Heading2"/>
+      </w:pPr>
+      <w:r>
+        <w:t>STEP 0　角色設定與工作規範</w:t>
+      </w:r>
+    </w:p>
+    <w:p>
+      <w:pPr>
+        <w:spacing w:after="80"/>
+      </w:pPr>
+      <w:r>
+        <w:rPr>
+          <w:b/>
+          <w:color w:val="D7263D"/>
+        </w:rPr>
+        <w:t>▼ 請複製以下 Prompt ▼</w:t>
+      </w:r>
+    </w:p>
+    <w:tbl>
+      <w:tblPr>
+        <w:tblW w:type="auto" w:w="0"/>
+        <w:jc w:val="center"/>
+        <w:tblLook w:firstColumn="1" w:firstRow="1" w:lastColumn="0" w:lastRow="0" w:noHBand="0" w:noVBand="1" w:val="04A0"/>
+        <w:tblBorders>
+          <w:top w:val="single" w:sz="6" w:color="B8C2D1"/>
+          <w:left w:val="single" w:sz="6" w:color="B8C2D1"/>
+          <w:bottom w:val="single" w:sz="6" w:color="B8C2D1"/>
+          <w:right w:val="single" w:sz="6" w:color="B8C2D1"/>
+          <w:insideH w:val="single" w:sz="6" w:color="B8C2D1"/>
+          <w:insideV w:val="single" w:sz="6" w:color="B8C2D1"/>
+        </w:tblBorders>
+      </w:tblPr>
+      <w:tblGrid>
+        <w:gridCol w:w="9972"/>
+      </w:tblGrid>
+      <w:tr>
+        <w:tc>
+          <w:tcPr>
+            <w:tcW w:type="dxa" w:w="9972"/>
+            <w:shd w:val="clear" w:color="auto" w:fill="F4F7FA"/>
+          </w:tcPr>
+          <w:p>
+            <w:pPr>
+              <w:spacing w:after="0"/>
+            </w:pPr>
+            <w:r/>
+            <w:r>
+              <w:rPr>
+                <w:sz w:val="21"/>
+              </w:rPr>
+              <w:t>你是協助主計人員開發小工具的助理，請遵守：</w:t>
+            </w:r>
+          </w:p>
+          <w:p>
+            <w:pPr>
+              <w:spacing w:after="0"/>
+            </w:pPr>
+            <w:r>
+              <w:rPr>
+                <w:sz w:val="21"/>
+              </w:rPr>
+              <w:t>1. 不可猜測；資料不足先問我。</w:t>
+            </w:r>
+          </w:p>
+          <w:p>
+            <w:pPr>
+              <w:spacing w:after="0"/>
+            </w:pPr>
+            <w:r>
+              <w:rPr>
+                <w:sz w:val="21"/>
+              </w:rPr>
+              <w:t>2. 無法辨識的欄位標註「無法辨識」，不得自行補值。</w:t>
+            </w:r>
+          </w:p>
+          <w:p>
+            <w:pPr>
+              <w:spacing w:after="0"/>
+            </w:pPr>
+            <w:r>
+              <w:rPr>
+                <w:sz w:val="21"/>
+              </w:rPr>
+              <w:t>3. 日期一律民國 7 碼，金額用阿拉伯數字。</w:t>
+            </w:r>
+          </w:p>
+          <w:p>
+            <w:pPr>
+              <w:spacing w:after="0"/>
+            </w:pPr>
+            <w:r>
+              <w:rPr>
+                <w:sz w:val="21"/>
+              </w:rPr>
+              <w:t>4. 發現疑義（金額不符、缺統編）主動標註。</w:t>
+            </w:r>
+          </w:p>
+          <w:p>
+            <w:pPr>
+              <w:spacing w:after="0"/>
+            </w:pPr>
+            <w:r>
+              <w:rPr>
+                <w:sz w:val="21"/>
+              </w:rPr>
+              <w:t>5. 資料只在本機處理，不上傳伺服器或大語言模型。</w:t>
+            </w:r>
+          </w:p>
+          <w:p>
+            <w:pPr>
+              <w:spacing w:after="0"/>
+            </w:pPr>
+            <w:r>
+              <w:rPr>
+                <w:sz w:val="21"/>
+              </w:rPr>
+              <w:t>6. 不使用中國大陸來源的元件、模型、CDN。</w:t>
+            </w:r>
+          </w:p>
+        </w:tc>
+      </w:tr>
+    </w:tbl>
+    <w:p>
+      <w:pPr>
+        <w:spacing w:after="40"/>
+      </w:pPr>
+    </w:p>
+    <w:p>
+      <w:pPr>
+        <w:spacing w:after="80"/>
+      </w:pPr>
+      <w:r>
+        <w:rPr>
+          <w:b w:val="0"/>
+        </w:rPr>
+        <w:t>預期結果：AI 複述這 6 條規範，並表示之後會照做。</w:t>
+      </w:r>
+    </w:p>
+    <w:p>
+      <w:pPr>
+        <w:spacing w:after="80"/>
+      </w:pPr>
+      <w:r>
+        <w:rPr>
+          <w:b w:val="0"/>
+        </w:rPr>
+        <w:t>卡關時怎麼辦：若 AI 之後自行補值，貼回第 2 條提醒它。</w:t>
+      </w:r>
+    </w:p>
+    <w:p>
+      <w:pPr>
+        <w:pStyle w:val="Heading2"/>
+      </w:pPr>
+      <w:r>
+        <w:t>STEP 1　先要 UI 原型</w:t>
+      </w:r>
+    </w:p>
+    <w:p>
+      <w:pPr>
+        <w:spacing w:after="80"/>
+      </w:pPr>
+      <w:r>
+        <w:rPr>
+          <w:b/>
+          <w:color w:val="D7263D"/>
+        </w:rPr>
+        <w:t>▼ 請複製以下 Prompt ▼</w:t>
+      </w:r>
+    </w:p>
+    <w:tbl>
+      <w:tblPr>
+        <w:tblW w:type="auto" w:w="0"/>
+        <w:jc w:val="center"/>
+        <w:tblLook w:firstColumn="1" w:firstRow="1" w:lastColumn="0" w:lastRow="0" w:noHBand="0" w:noVBand="1" w:val="04A0"/>
+        <w:tblBorders>
+          <w:top w:val="single" w:sz="6" w:color="B8C2D1"/>
+          <w:left w:val="single" w:sz="6" w:color="B8C2D1"/>
+          <w:bottom w:val="single" w:sz="6" w:color="B8C2D1"/>
+          <w:right w:val="single" w:sz="6" w:color="B8C2D1"/>
+          <w:insideH w:val="single" w:sz="6" w:color="B8C2D1"/>
+          <w:insideV w:val="single" w:sz="6" w:color="B8C2D1"/>
+        </w:tblBorders>
+      </w:tblPr>
+      <w:tblGrid>
+        <w:gridCol w:w="9972"/>
+      </w:tblGrid>
+      <w:tr>
+        <w:tc>
+          <w:tcPr>
+            <w:tcW w:type="dxa" w:w="9972"/>
+            <w:shd w:val="clear" w:color="auto" w:fill="F4F7FA"/>
+          </w:tcPr>
+          <w:p>
+            <w:pPr>
+              <w:spacing w:after="0"/>
+            </w:pPr>
+            <w:r/>
+            <w:r>
+              <w:rPr>
+                <w:sz w:val="21"/>
+              </w:rPr>
+              <w:t>OCR 辨識後要先分類會計單據：銀行帳號、發票、收據、水費、電費、電話費、高鐵、火車、計程車、未分類。</w:t>
+            </w:r>
+          </w:p>
+          <w:p>
+            <w:pPr>
+              <w:spacing w:after="0"/>
+            </w:pPr>
+            <w:r>
+              <w:rPr>
+                <w:sz w:val="21"/>
+              </w:rPr>
+              <w:t>先給我 HTML 的 UI 確認。</w:t>
+            </w:r>
+          </w:p>
+          <w:p>
+            <w:pPr>
+              <w:spacing w:after="0"/>
+            </w:pPr>
+            <w:r>
+              <w:rPr>
+                <w:sz w:val="21"/>
+              </w:rPr>
+              <w:t>分 5 步：上傳、OCR、分類、欄位核對、匯出；每個程序的功能按鈕放在上方。</w:t>
+            </w:r>
+          </w:p>
+          <w:p>
+            <w:pPr>
+              <w:spacing w:after="0"/>
+            </w:pPr>
+            <w:r>
+              <w:rPr>
+                <w:sz w:val="21"/>
+              </w:rPr>
+              <w:t>只放假資料。</w:t>
+            </w:r>
+          </w:p>
+        </w:tc>
+      </w:tr>
+    </w:tbl>
+    <w:p>
+      <w:pPr>
+        <w:spacing w:after="40"/>
+      </w:pPr>
+    </w:p>
+    <w:p>
+      <w:pPr>
+        <w:spacing w:after="80"/>
+      </w:pPr>
+      <w:r>
+        <w:rPr>
+          <w:b w:val="0"/>
+        </w:rPr>
+        <w:t>預期結果：單檔 HTML，5 個步驟列在最上方；選檔後列出 5 個檔案的縮圖。</w:t>
+      </w:r>
+    </w:p>
+    <w:p>
+      <w:pPr>
+        <w:spacing w:after="80"/>
+      </w:pPr>
+      <w:r>
+        <w:rPr>
+          <w:b w:val="0"/>
+        </w:rPr>
+        <w:t>卡關時怎麼辦：按鈕位置不對：「UI 的每個程序功能，以放在上面」。</w:t>
+      </w:r>
+    </w:p>
+    <w:p>
+      <w:pPr>
+        <w:pStyle w:val="Heading2"/>
+      </w:pPr>
+      <w:r>
+        <w:t>STEP 2　接上本機 OCR</w:t>
+      </w:r>
+    </w:p>
+    <w:p>
+      <w:pPr>
+        <w:spacing w:after="80"/>
+      </w:pPr>
+      <w:r>
+        <w:rPr>
+          <w:b/>
+          <w:color w:val="D7263D"/>
+        </w:rPr>
+        <w:t>▼ 請複製以下 Prompt ▼</w:t>
+      </w:r>
+    </w:p>
+    <w:tbl>
+      <w:tblPr>
+        <w:tblW w:type="auto" w:w="0"/>
+        <w:jc w:val="center"/>
+        <w:tblLook w:firstColumn="1" w:firstRow="1" w:lastColumn="0" w:lastRow="0" w:noHBand="0" w:noVBand="1" w:val="04A0"/>
+        <w:tblBorders>
+          <w:top w:val="single" w:sz="6" w:color="B8C2D1"/>
+          <w:left w:val="single" w:sz="6" w:color="B8C2D1"/>
+          <w:bottom w:val="single" w:sz="6" w:color="B8C2D1"/>
+          <w:right w:val="single" w:sz="6" w:color="B8C2D1"/>
+          <w:insideH w:val="single" w:sz="6" w:color="B8C2D1"/>
+          <w:insideV w:val="single" w:sz="6" w:color="B8C2D1"/>
+        </w:tblBorders>
+      </w:tblPr>
+      <w:tblGrid>
+        <w:gridCol w:w="9972"/>
+      </w:tblGrid>
+      <w:tr>
+        <w:tc>
+          <w:tcPr>
+            <w:tcW w:type="dxa" w:w="9972"/>
+            <w:shd w:val="clear" w:color="auto" w:fill="F4F7FA"/>
+          </w:tcPr>
+          <w:p>
+            <w:pPr>
+              <w:spacing w:after="0"/>
+            </w:pPr>
+            <w:r/>
+            <w:r>
+              <w:rPr>
+                <w:sz w:val="21"/>
+              </w:rPr>
+              <w:t>第 2 步接上真的 OCR：</w:t>
+            </w:r>
+          </w:p>
+          <w:p>
+            <w:pPr>
+              <w:spacing w:after="0"/>
+            </w:pPr>
+            <w:r>
+              <w:rPr>
+                <w:sz w:val="21"/>
+              </w:rPr>
+              <w:t>用 Tesseract.js 在瀏覽器本機辨識繁體中文＋英文，圖片和 PDF 都可以。</w:t>
+            </w:r>
+          </w:p>
+          <w:p>
+            <w:pPr>
+              <w:spacing w:after="0"/>
+            </w:pPr>
+            <w:r>
+              <w:rPr>
+                <w:sz w:val="21"/>
+              </w:rPr>
+              <w:t>檔案不上傳。</w:t>
+            </w:r>
+          </w:p>
+          <w:p>
+            <w:pPr>
+              <w:spacing w:after="0"/>
+            </w:pPr>
+            <w:r>
+              <w:rPr>
+                <w:sz w:val="21"/>
+              </w:rPr>
+              <w:t>要能選「使用真實檔案」或「使用示範資料」。</w:t>
+            </w:r>
+          </w:p>
+          <w:p>
+            <w:pPr>
+              <w:spacing w:after="0"/>
+            </w:pPr>
+            <w:r>
+              <w:rPr>
+                <w:sz w:val="21"/>
+              </w:rPr>
+              <w:t>完成後自動跳到分類。</w:t>
+            </w:r>
+          </w:p>
+        </w:tc>
+      </w:tr>
+    </w:tbl>
+    <w:p>
+      <w:pPr>
+        <w:spacing w:after="40"/>
+      </w:pPr>
+    </w:p>
+    <w:p>
+      <w:pPr>
+        <w:spacing w:after="80"/>
+      </w:pPr>
+      <w:r>
+        <w:rPr>
+          <w:b w:val="0"/>
+        </w:rPr>
+        <w:t>預期結果：資料來源顯示「使用真實檔案（5 個）」，5 個檔案進度條都顯示「完成」。</w:t>
+      </w:r>
+    </w:p>
+    <w:p>
+      <w:pPr>
+        <w:spacing w:after="80"/>
+      </w:pPr>
+      <w:r>
+        <w:rPr>
+          <w:b w:val="0"/>
+        </w:rPr>
+        <w:t>卡關時怎麼辦：直接雙擊 index.html 只能看示範資料：改用離線版的 start-windows.bat 開啟。</w:t>
+      </w:r>
+    </w:p>
+    <w:p>
+      <w:pPr>
+        <w:pStyle w:val="Heading2"/>
+      </w:pPr>
+      <w:r>
+        <w:t>STEP 3　單據自動分類</w:t>
+      </w:r>
+    </w:p>
+    <w:p>
+      <w:pPr>
+        <w:spacing w:after="80"/>
+      </w:pPr>
+      <w:r>
+        <w:rPr>
+          <w:b/>
+          <w:color w:val="D7263D"/>
+        </w:rPr>
+        <w:t>▼ 請複製以下 Prompt ▼</w:t>
+      </w:r>
+    </w:p>
+    <w:tbl>
+      <w:tblPr>
+        <w:tblW w:type="auto" w:w="0"/>
+        <w:jc w:val="center"/>
+        <w:tblLook w:firstColumn="1" w:firstRow="1" w:lastColumn="0" w:lastRow="0" w:noHBand="0" w:noVBand="1" w:val="04A0"/>
+        <w:tblBorders>
+          <w:top w:val="single" w:sz="6" w:color="B8C2D1"/>
+          <w:left w:val="single" w:sz="6" w:color="B8C2D1"/>
+          <w:bottom w:val="single" w:sz="6" w:color="B8C2D1"/>
+          <w:right w:val="single" w:sz="6" w:color="B8C2D1"/>
+          <w:insideH w:val="single" w:sz="6" w:color="B8C2D1"/>
+          <w:insideV w:val="single" w:sz="6" w:color="B8C2D1"/>
+        </w:tblBorders>
+      </w:tblPr>
+      <w:tblGrid>
+        <w:gridCol w:w="9972"/>
+      </w:tblGrid>
+      <w:tr>
+        <w:tc>
+          <w:tcPr>
+            <w:tcW w:type="dxa" w:w="9972"/>
+            <w:shd w:val="clear" w:color="auto" w:fill="F4F7FA"/>
+          </w:tcPr>
+          <w:p>
+            <w:pPr>
+              <w:spacing w:after="0"/>
+            </w:pPr>
+            <w:r/>
+            <w:r>
+              <w:rPr>
+                <w:sz w:val="21"/>
+              </w:rPr>
+              <w:t>依關鍵字自動分類，信心低於 70% 標「待確認」。</w:t>
+            </w:r>
+          </w:p>
+          <w:p>
+            <w:pPr>
+              <w:spacing w:after="0"/>
+            </w:pPr>
+            <w:r>
+              <w:rPr>
+                <w:sz w:val="21"/>
+              </w:rPr>
+              <w:t>點一張單據，右側顯示原圖、辨識文字和命中的關鍵字，可一鍵改分類。</w:t>
+            </w:r>
+          </w:p>
+          <w:p>
+            <w:pPr>
+              <w:spacing w:after="0"/>
+            </w:pPr>
+            <w:r>
+              <w:rPr>
+                <w:sz w:val="21"/>
+              </w:rPr>
+              <w:t>分類為「未分類」的單據可刪除。</w:t>
+            </w:r>
+          </w:p>
+        </w:tc>
+      </w:tr>
+    </w:tbl>
+    <w:p>
+      <w:pPr>
+        <w:spacing w:after="40"/>
+      </w:pPr>
+    </w:p>
+    <w:p>
+      <w:pPr>
+        <w:spacing w:after="80"/>
+      </w:pPr>
+      <w:r>
+        <w:rPr>
+          <w:b w:val="0"/>
+        </w:rPr>
+        <w:t>預期結果：3 張發票、2 張收據；發票信心 93%，右側標出命中關鍵字。</w:t>
+      </w:r>
+    </w:p>
+    <w:p>
+      <w:pPr>
+        <w:spacing w:after="80"/>
+      </w:pPr>
+      <w:r>
+        <w:rPr>
+          <w:b w:val="0"/>
+        </w:rPr>
+        <w:t>卡關時怎麼辦：分錯類：用「批次改分類」，或在提示詞補上該類關鍵字。</w:t>
+      </w:r>
+    </w:p>
+    <w:p>
+      <w:pPr>
+        <w:pStyle w:val="Heading2"/>
+      </w:pPr>
+      <w:r>
+        <w:t>STEP 4　欄位擷取與核對</w:t>
+      </w:r>
+    </w:p>
+    <w:p>
+      <w:pPr>
+        <w:spacing w:after="80"/>
+      </w:pPr>
+      <w:r>
+        <w:rPr>
+          <w:b/>
+          <w:color w:val="D7263D"/>
+        </w:rPr>
+        <w:t>▼ 請複製以下 Prompt ▼</w:t>
+      </w:r>
+    </w:p>
+    <w:tbl>
+      <w:tblPr>
+        <w:tblW w:type="auto" w:w="0"/>
+        <w:jc w:val="center"/>
+        <w:tblLook w:firstColumn="1" w:firstRow="1" w:lastColumn="0" w:lastRow="0" w:noHBand="0" w:noVBand="1" w:val="04A0"/>
+        <w:tblBorders>
+          <w:top w:val="single" w:sz="6" w:color="B8C2D1"/>
+          <w:left w:val="single" w:sz="6" w:color="B8C2D1"/>
+          <w:bottom w:val="single" w:sz="6" w:color="B8C2D1"/>
+          <w:right w:val="single" w:sz="6" w:color="B8C2D1"/>
+          <w:insideH w:val="single" w:sz="6" w:color="B8C2D1"/>
+          <w:insideV w:val="single" w:sz="6" w:color="B8C2D1"/>
+        </w:tblBorders>
+      </w:tblPr>
+      <w:tblGrid>
+        <w:gridCol w:w="9972"/>
+      </w:tblGrid>
+      <w:tr>
+        <w:tc>
+          <w:tcPr>
+            <w:tcW w:type="dxa" w:w="9972"/>
+            <w:shd w:val="clear" w:color="auto" w:fill="F4F7FA"/>
+          </w:tcPr>
+          <w:p>
+            <w:pPr>
+              <w:spacing w:after="0"/>
+            </w:pPr>
+            <w:r/>
+            <w:r>
+              <w:rPr>
+                <w:sz w:val="21"/>
+              </w:rPr>
+              <w:t>依類別擷取欄位：</w:t>
+            </w:r>
+          </w:p>
+          <w:p>
+            <w:pPr>
+              <w:spacing w:after="0"/>
+            </w:pPr>
+            <w:r>
+              <w:rPr>
+                <w:sz w:val="21"/>
+              </w:rPr>
+              <w:t>發票抓發票號碼、日期、賣方統編、賣方名稱、金額。</w:t>
+            </w:r>
+          </w:p>
+          <w:p>
+            <w:pPr>
+              <w:spacing w:after="0"/>
+            </w:pPr>
+            <w:r>
+              <w:rPr>
+                <w:sz w:val="21"/>
+              </w:rPr>
+              <w:t>缺漏的欄位標黃，表格底下顯示合計。</w:t>
+            </w:r>
+          </w:p>
+          <w:p>
+            <w:pPr>
+              <w:spacing w:after="0"/>
+            </w:pPr>
+            <w:r>
+              <w:rPr>
+                <w:sz w:val="21"/>
+              </w:rPr>
+              <w:t>可以只看缺欄位的單據。</w:t>
+            </w:r>
+          </w:p>
+        </w:tc>
+      </w:tr>
+    </w:tbl>
+    <w:p>
+      <w:pPr>
+        <w:spacing w:after="40"/>
+      </w:pPr>
+    </w:p>
+    <w:p>
+      <w:pPr>
+        <w:spacing w:after="80"/>
+      </w:pPr>
+      <w:r>
+        <w:rPr>
+          <w:b w:val="0"/>
+        </w:rPr>
+        <w:t>預期結果：3 張發票全部抓到欄位，合計 24,950 元。</w:t>
+      </w:r>
+    </w:p>
+    <w:p>
+      <w:pPr>
+        <w:spacing w:after="80"/>
+      </w:pPr>
+      <w:r>
+        <w:rPr>
+          <w:b w:val="0"/>
+        </w:rPr>
+        <w:t>卡關時怎麼辦：欄位沒抓到：對照原圖手動補；常發生的話，貼原圖請 AI 調整擷取規則。</w:t>
+      </w:r>
+    </w:p>
+    <w:p>
+      <w:pPr>
+        <w:pStyle w:val="Heading2"/>
+      </w:pPr>
+      <w:r>
+        <w:t>STEP 5　匯出 GBA 受款人 XML</w:t>
+      </w:r>
+    </w:p>
+    <w:p>
+      <w:pPr>
+        <w:spacing w:after="80"/>
+      </w:pPr>
+      <w:r>
+        <w:rPr>
+          <w:b/>
+          <w:color w:val="D7263D"/>
+        </w:rPr>
+        <w:t>▼ 請複製以下 Prompt ▼</w:t>
+      </w:r>
+    </w:p>
+    <w:tbl>
+      <w:tblPr>
+        <w:tblW w:type="auto" w:w="0"/>
+        <w:jc w:val="center"/>
+        <w:tblLook w:firstColumn="1" w:firstRow="1" w:lastColumn="0" w:lastRow="0" w:noHBand="0" w:noVBand="1" w:val="04A0"/>
+        <w:tblBorders>
+          <w:top w:val="single" w:sz="6" w:color="B8C2D1"/>
+          <w:left w:val="single" w:sz="6" w:color="B8C2D1"/>
+          <w:bottom w:val="single" w:sz="6" w:color="B8C2D1"/>
+          <w:right w:val="single" w:sz="6" w:color="B8C2D1"/>
+          <w:insideH w:val="single" w:sz="6" w:color="B8C2D1"/>
+          <w:insideV w:val="single" w:sz="6" w:color="B8C2D1"/>
+        </w:tblBorders>
+      </w:tblPr>
+      <w:tblGrid>
+        <w:gridCol w:w="9972"/>
+      </w:tblGrid>
+      <w:tr>
+        <w:tc>
+          <w:tcPr>
+            <w:tcW w:type="dxa" w:w="9972"/>
+            <w:shd w:val="clear" w:color="auto" w:fill="F4F7FA"/>
+          </w:tcPr>
+          <w:p>
+            <w:pPr>
+              <w:spacing w:after="0"/>
+            </w:pPr>
+            <w:r/>
+            <w:r>
+              <w:rPr>
+                <w:sz w:val="21"/>
+              </w:rPr>
+              <w:t>依附件規格產生 GBA 受款人 XML：</w:t>
+            </w:r>
+          </w:p>
+          <w:p>
+            <w:pPr>
+              <w:spacing w:after="0"/>
+            </w:pPr>
+            <w:r>
+              <w:rPr>
+                <w:sz w:val="21"/>
+              </w:rPr>
+              <w:t>同一賣方統編合併成一位受款人，一張發票一筆 &lt;發票明細&gt;。</w:t>
+            </w:r>
+          </w:p>
+          <w:p>
+            <w:pPr>
+              <w:spacing w:after="0"/>
+            </w:pPr>
+            <w:r>
+              <w:rPr>
+                <w:sz w:val="21"/>
+              </w:rPr>
+              <w:t>日期民國 7 碼，帳號 16 碼前補零。</w:t>
+            </w:r>
+          </w:p>
+          <w:p>
+            <w:pPr>
+              <w:spacing w:after="0"/>
+            </w:pPr>
+            <w:r>
+              <w:rPr>
+                <w:sz w:val="21"/>
+              </w:rPr>
+              <w:t>加上「查拒往」按鈕（工程會，帶統編）。</w:t>
+            </w:r>
+          </w:p>
+        </w:tc>
+      </w:tr>
+    </w:tbl>
+    <w:p>
+      <w:pPr>
+        <w:spacing w:after="40"/>
+      </w:pPr>
+    </w:p>
+    <w:p>
+      <w:pPr>
+        <w:spacing w:after="80"/>
+      </w:pPr>
+      <w:r>
+        <w:rPr>
+          <w:b w:val="0"/>
+        </w:rPr>
+        <w:t>預期結果：2 位受款人：好好文具 2 張發票 6,950 元，天天印刷 1 張 18,000 元。</w:t>
+      </w:r>
+    </w:p>
+    <w:p>
+      <w:pPr>
+        <w:spacing w:after="80"/>
+      </w:pPr>
+      <w:r>
+        <w:rPr>
+          <w:b w:val="0"/>
+        </w:rPr>
+        <w:t>卡關時怎麼辦：格式不確定：對照 4_成果檔的 OCR示範_0310001.XML。</w:t>
+      </w:r>
+    </w:p>
+    <w:p>
+      <w:pPr>
+        <w:pStyle w:val="Heading2"/>
+      </w:pPr>
+      <w:r>
+        <w:t>STEP 6　資安：產生 SBOM</w:t>
+      </w:r>
+    </w:p>
+    <w:p>
+      <w:pPr>
+        <w:spacing w:after="80"/>
+      </w:pPr>
+      <w:r>
+        <w:rPr>
+          <w:b/>
+          <w:color w:val="D7263D"/>
+        </w:rPr>
+        <w:t>▼ 請複製以下 Prompt ▼</w:t>
+      </w:r>
+    </w:p>
+    <w:tbl>
+      <w:tblPr>
+        <w:tblW w:type="auto" w:w="0"/>
+        <w:jc w:val="center"/>
+        <w:tblLook w:firstColumn="1" w:firstRow="1" w:lastColumn="0" w:lastRow="0" w:noHBand="0" w:noVBand="1" w:val="04A0"/>
+        <w:tblBorders>
+          <w:top w:val="single" w:sz="6" w:color="B8C2D1"/>
+          <w:left w:val="single" w:sz="6" w:color="B8C2D1"/>
+          <w:bottom w:val="single" w:sz="6" w:color="B8C2D1"/>
+          <w:right w:val="single" w:sz="6" w:color="B8C2D1"/>
+          <w:insideH w:val="single" w:sz="6" w:color="B8C2D1"/>
+          <w:insideV w:val="single" w:sz="6" w:color="B8C2D1"/>
+        </w:tblBorders>
+      </w:tblPr>
+      <w:tblGrid>
+        <w:gridCol w:w="9972"/>
+      </w:tblGrid>
+      <w:tr>
+        <w:tc>
+          <w:tcPr>
+            <w:tcW w:type="dxa" w:w="9972"/>
+            <w:shd w:val="clear" w:color="auto" w:fill="F4F7FA"/>
+          </w:tcPr>
+          <w:p>
+            <w:pPr>
+              <w:spacing w:after="0"/>
+            </w:pPr>
+            <w:r/>
+            <w:r>
+              <w:rPr>
+                <w:sz w:val="21"/>
+              </w:rPr>
+              <w:t>提供 SBOM 表，確認不使用大陸的元件。</w:t>
+            </w:r>
+          </w:p>
+          <w:p>
+            <w:pPr>
+              <w:spacing w:after="0"/>
+            </w:pPr>
+            <w:r>
+              <w:rPr>
+                <w:sz w:val="21"/>
+              </w:rPr>
+              <w:t>列出所有元件（含字型、CDN、模型）的版本、授權、開發者、來源國。</w:t>
+            </w:r>
+          </w:p>
+          <w:p>
+            <w:pPr>
+              <w:spacing w:after="0"/>
+            </w:pPr>
+            <w:r>
+              <w:rPr>
+                <w:sz w:val="21"/>
+              </w:rPr>
+              <w:t>產出 CycloneDX 與 Excel，有疑慮的提出替代方案。</w:t>
+            </w:r>
+          </w:p>
+        </w:tc>
+      </w:tr>
+    </w:tbl>
+    <w:p>
+      <w:pPr>
+        <w:spacing w:after="40"/>
+      </w:pPr>
+    </w:p>
+    <w:p>
+      <w:pPr>
+        <w:spacing w:after="80"/>
+      </w:pPr>
+      <w:r>
+        <w:rPr>
+          <w:b w:val="0"/>
+        </w:rPr>
+        <w:t>預期結果：SBOM 共 35 列；程式庫全數通過，只有 2 種字型標「需注意」。</w:t>
+      </w:r>
+    </w:p>
+    <w:p>
+      <w:pPr>
+        <w:spacing w:after="80"/>
+      </w:pPr>
+      <w:r>
+        <w:rPr>
+          <w:b w:val="0"/>
+        </w:rPr>
+        <w:t>卡關時怎麼辦：看不懂 SBOM：請 AI「用表格列出需注意的元件與替代方案」。</w:t>
+      </w:r>
     </w:p>
     <w:p>
       <w:pPr>
